--- a/paper/ofc-qot/build/ofc-qot.docx
+++ b/paper/ofc-qot/build/ofc-qot.docx
@@ -153,13 +153,19 @@
         <w:t xml:space="preserve"> </w:t>
       </w:r>
       <w:r>
-        <w:t xml:space="preserve">false-clear rate of a stale twin is zero until a few channels have been added to</w:t>
-      </w:r>
-      <w:r>
-        <w:t xml:space="preserve"> </w:t>
-      </w:r>
-      <w:r>
-        <w:t xml:space="preserve">the band a service shares along its path, then climbs steeply, crossing a</w:t>
+        <w:t xml:space="preserve">freshness budget is a property of the band’s maturity, not a constant: a twin</w:t>
+      </w:r>
+      <w:r>
+        <w:t xml:space="preserve"> </w:t>
+      </w:r>
+      <w:r>
+        <w:t xml:space="preserve">synced on a sparse provisioning band shows no false-clears through four added</w:t>
+      </w:r>
+      <w:r>
+        <w:t xml:space="preserve"> </w:t>
+      </w:r>
+      <w:r>
+        <w:t xml:space="preserve">channels, stays within a</w:t>
       </w:r>
       <w:r>
         <w:t xml:space="preserve"> </w:t>
@@ -179,31 +185,49 @@
         <w:t xml:space="preserve"> </w:t>
       </w:r>
       <w:r>
-        <w:t xml:space="preserve">risk target at about eight such adds: the twin’s freshness budget. Which services</w:t>
-      </w:r>
-      <w:r>
-        <w:t xml:space="preserve"> </w:t>
-      </w:r>
-      <w:r>
-        <w:t xml:space="preserve">are exposed when the twin is stale is set by spectral position and reach, so a</w:t>
-      </w:r>
-      <w:r>
-        <w:t xml:space="preserve"> </w:t>
-      </w:r>
-      <w:r>
-        <w:t xml:space="preserve">per-lightpath view recovers real capacity over a uniform margin. And when the</w:t>
-      </w:r>
-      <w:r>
-        <w:t xml:space="preserve"> </w:t>
-      </w:r>
-      <w:r>
-        <w:t xml:space="preserve">twin’s QoT model is a learned surrogate, training it on average error leaves it</w:t>
-      </w:r>
-      <w:r>
-        <w:t xml:space="preserve"> </w:t>
-      </w:r>
-      <w:r>
-        <w:t xml:space="preserve">blind exactly at the FEC threshold where its decisions are made.</w:t>
+        <w:t xml:space="preserve">risk target through nine, and fails from the</w:t>
+      </w:r>
+      <w:r>
+        <w:t xml:space="preserve"> </w:t>
+      </w:r>
+      <w:r>
+        <w:t xml:space="preserve">tenth add onward, while a twin synced on a band of twenty or more channels</w:t>
+      </w:r>
+      <w:r>
+        <w:t xml:space="preserve"> </w:t>
+      </w:r>
+      <w:r>
+        <w:t xml:space="preserve">tolerates tens of adds, and at forty, the full C-band, without a single</w:t>
+      </w:r>
+      <w:r>
+        <w:t xml:space="preserve"> </w:t>
+      </w:r>
+      <w:r>
+        <w:t xml:space="preserve">false-clear. Which services are exposed when the twin is stale is set by</w:t>
+      </w:r>
+      <w:r>
+        <w:t xml:space="preserve"> </w:t>
+      </w:r>
+      <w:r>
+        <w:t xml:space="preserve">spectral position and reach, so a per-lightpath view recovers real capacity</w:t>
+      </w:r>
+      <w:r>
+        <w:t xml:space="preserve"> </w:t>
+      </w:r>
+      <w:r>
+        <w:t xml:space="preserve">over a uniform margin. And when the twin’s QoT model is a learned surrogate,</w:t>
+      </w:r>
+      <w:r>
+        <w:t xml:space="preserve"> </w:t>
+      </w:r>
+      <w:r>
+        <w:t xml:space="preserve">training it on average error leaves it blind exactly at the FEC threshold where</w:t>
+      </w:r>
+      <w:r>
+        <w:t xml:space="preserve"> </w:t>
+      </w:r>
+      <w:r>
+        <w:t xml:space="preserve">its decisions are made.</w:t>
       </w:r>
     </w:p>
     <w:bookmarkEnd w:id="9"/>
@@ -376,7 +400,90 @@
         <w:t xml:space="preserve"> </w:t>
       </w:r>
       <w:r>
-        <w:t xml:space="preserve">multiplicity. A certificate selects the highest of five declared formats whose</w:t>
+        <w:t xml:space="preserve">multiplicity; the sweep advances one channel at a time through the crossing</w:t>
+      </w:r>
+      <w:r>
+        <w:t xml:space="preserve"> </w:t>
+      </w:r>
+      <w:r>
+        <w:t xml:space="preserve">region and repeats with the twin synced at</w:t>
+      </w:r>
+      <w:r>
+        <w:t xml:space="preserve"> </w:t>
+      </w:r>
+      <m:oMath>
+        <m:sSub>
+          <m:e>
+            <m:r>
+              <m:t>N</m:t>
+            </m:r>
+          </m:e>
+          <m:sub>
+            <m:r>
+              <m:t>0</m:t>
+            </m:r>
+          </m:sub>
+        </m:sSub>
+        <m:r>
+          <m:rPr>
+            <m:sty m:val="p"/>
+          </m:rPr>
+          <m:t>∈</m:t>
+        </m:r>
+        <m:r>
+          <m:rPr>
+            <m:sty m:val="p"/>
+          </m:rPr>
+          <m:t>{</m:t>
+        </m:r>
+        <m:r>
+          <m:t>6</m:t>
+        </m:r>
+        <m:r>
+          <m:rPr>
+            <m:sty m:val="p"/>
+          </m:rPr>
+          <m:t>,</m:t>
+        </m:r>
+        <m:r>
+          <m:t>20</m:t>
+        </m:r>
+        <m:r>
+          <m:rPr>
+            <m:sty m:val="p"/>
+          </m:rPr>
+          <m:t>,</m:t>
+        </m:r>
+        <m:r>
+          <m:t>40</m:t>
+        </m:r>
+        <m:r>
+          <m:rPr>
+            <m:sty m:val="p"/>
+          </m:rPr>
+          <m:t>,</m:t>
+        </m:r>
+        <m:r>
+          <m:t>60</m:t>
+        </m:r>
+        <m:r>
+          <m:rPr>
+            <m:sty m:val="p"/>
+          </m:rPr>
+          <m:t>}</m:t>
+        </m:r>
+      </m:oMath>
+      <w:r>
+        <w:t xml:space="preserve"> </w:t>
+      </w:r>
+      <w:r>
+        <w:t xml:space="preserve">channels. A</w:t>
+      </w:r>
+      <w:r>
+        <w:t xml:space="preserve"> </w:t>
+      </w:r>
+      <w:r>
+        <w:t xml:space="preserve">certificate selects the highest of five declared formats whose</w:t>
       </w:r>
       <w:r>
         <w:t xml:space="preserve"> </w:t>
@@ -977,7 +1084,7 @@
       </w:r>
     </w:p>
     <w:bookmarkEnd w:id="11"/>
-    <w:bookmarkStart w:id="23" w:name="results"/>
+    <w:bookmarkStart w:id="27" w:name="results"/>
     <w:p>
       <w:pPr>
         <w:pStyle w:val="Heading1"/>
@@ -986,7 +1093,7 @@
         <w:t xml:space="preserve">Results</w:t>
       </w:r>
     </w:p>
-    <w:bookmarkStart w:id="12" w:name="the-freshness-budget"/>
+    <w:bookmarkStart w:id="16" w:name="the-freshness-budget"/>
     <w:p>
       <w:pPr>
         <w:pStyle w:val="Heading2"/>
@@ -1000,199 +1107,27 @@
         <w:pStyle w:val="FirstParagraph"/>
       </w:pPr>
       <w:r>
-        <w:t xml:space="preserve">The risk of a stale twin is driven by the fill added since its last sync. Sweeping</w:t>
-      </w:r>
-      <w:r>
-        <w:t xml:space="preserve"> </w:t>
-      </w:r>
-      <w:r>
-        <w:t xml:space="preserve">the deployed band from 6 to 76 channels while the twin’s view stays at the sync</w:t>
-      </w:r>
-      <w:r>
-        <w:t xml:space="preserve"> </w:t>
-      </w:r>
-      <w:r>
-        <w:t xml:space="preserve">point gives the failure curve directly, and we report the curve rather than a fit.</w:t>
-      </w:r>
-      <w:r>
-        <w:t xml:space="preserve"> </w:t>
-      </w:r>
-      <w:r>
-        <w:t xml:space="preserve">The false-clear rate is zero through the first four added channels, crosses a</w:t>
-      </w:r>
-      <w:r>
-        <w:t xml:space="preserve"> </w:t>
-      </w:r>
-      <m:oMath>
-        <m:r>
-          <m:t>5</m:t>
-        </m:r>
-        <m:r>
-          <m:rPr>
-            <m:sty m:val="p"/>
-          </m:rPr>
-          <m:t>%</m:t>
-        </m:r>
-      </m:oMath>
-      <w:r>
-        <w:t xml:space="preserve"> </w:t>
-      </w:r>
-      <w:r>
-        <w:t xml:space="preserve">risk target at</w:t>
-      </w:r>
-      <w:r>
-        <w:t xml:space="preserve"> </w:t>
-      </w:r>
-      <m:oMath>
-        <m:r>
-          <m:t>8.1</m:t>
-        </m:r>
-      </m:oMath>
-      <w:r>
-        <w:t xml:space="preserve"> </w:t>
-      </w:r>
-      <w:r>
-        <w:t xml:space="preserve">adds (interpolated between measured points), reaches</w:t>
-      </w:r>
-      <w:r>
-        <w:t xml:space="preserve"> </w:t>
-      </w:r>
-      <w:r>
-        <w:t xml:space="preserve">about</w:t>
-      </w:r>
-      <w:r>
-        <w:t xml:space="preserve"> </w:t>
-      </w:r>
-      <m:oMath>
-        <m:r>
-          <m:t>0.21</m:t>
-        </m:r>
-      </m:oMath>
-      <w:r>
-        <w:t xml:space="preserve"> </w:t>
-      </w:r>
-      <w:r>
-        <w:t xml:space="preserve">by eighteen adds, and saturates near</w:t>
-      </w:r>
-      <w:r>
-        <w:t xml:space="preserve"> </w:t>
-      </w:r>
-      <m:oMath>
-        <m:r>
-          <m:t>0.5</m:t>
-        </m:r>
-      </m:oMath>
-      <w:r>
-        <w:t xml:space="preserve"> </w:t>
-      </w:r>
-      <w:r>
-        <w:t xml:space="preserve">as the band fills. An</w:t>
-      </w:r>
-      <w:r>
-        <w:t xml:space="preserve"> </w:t>
-      </w:r>
-      <w:r>
-        <w:t xml:space="preserve">earlier draft summarised this as a linear law; the curve’s flat onset and its</w:t>
-      </w:r>
-      <w:r>
-        <w:t xml:space="preserve"> </w:t>
-      </w:r>
-      <w:r>
-        <w:t xml:space="preserve">saturation make that the wrong summary, and review caught it. The measurement</w:t>
-      </w:r>
-      <w:r>
-        <w:t xml:space="preserve"> </w:t>
-      </w:r>
-      <w:r>
-        <w:t xml:space="preserve">stands as a curve, and the budget is its crossing: about eight added channels at</w:t>
-      </w:r>
-      <w:r>
-        <w:t xml:space="preserve"> </w:t>
-      </w:r>
-      <w:r>
-        <w:t xml:space="preserve">a</w:t>
-      </w:r>
-      <w:r>
-        <w:t xml:space="preserve"> </w:t>
-      </w:r>
-      <m:oMath>
-        <m:r>
-          <m:t>5</m:t>
-        </m:r>
-        <m:r>
-          <m:rPr>
-            <m:sty m:val="p"/>
-          </m:rPr>
-          <m:t>%</m:t>
-        </m:r>
-      </m:oMath>
-      <w:r>
-        <w:t xml:space="preserve"> </w:t>
-      </w:r>
-      <w:r>
-        <w:t xml:space="preserve">risk target. The rule is concrete. Re-sync the twin, or re-certify the</w:t>
-      </w:r>
-      <w:r>
-        <w:t xml:space="preserve"> </w:t>
-      </w:r>
-      <w:r>
-        <w:t xml:space="preserve">affected services, before the band around them grows by about eight channels,</w:t>
-      </w:r>
-      <w:r>
-        <w:t xml:space="preserve"> </w:t>
-      </w:r>
-      <w:r>
-        <w:t xml:space="preserve">rather than on a fixed calendar. Given an arrival rate the budget converts to</w:t>
-      </w:r>
-      <w:r>
-        <w:t xml:space="preserve"> </w:t>
-      </w:r>
-      <w:r>
-        <w:t xml:space="preserve">time. A band taking one add per week can hold a sync for about two months. A busy</w:t>
-      </w:r>
-      <w:r>
-        <w:t xml:space="preserve"> </w:t>
-      </w:r>
-      <w:r>
-        <w:t xml:space="preserve">one taking one add per day must sync roughly weekly.</w:t>
-      </w:r>
-    </w:p>
-    <w:bookmarkEnd w:id="12"/>
-    <w:bookmarkStart w:id="17" w:name="sec:exposed"/>
-    <w:p>
-      <w:pPr>
-        <w:pStyle w:val="Heading2"/>
-      </w:pPr>
-      <w:r>
-        <w:t xml:space="preserve">Who is exposed when the twin is stale</w:t>
-      </w:r>
-    </w:p>
-    <w:p>
-      <w:pPr>
-        <w:pStyle w:val="FirstParagraph"/>
-      </w:pPr>
-      <w:r>
-        <w:t xml:space="preserve">Staleness does not spread its damage evenly. A lightpath’s GSNR drops as neighbours</w:t>
-      </w:r>
-      <w:r>
-        <w:t xml:space="preserve"> </w:t>
-      </w:r>
-      <w:r>
-        <w:t xml:space="preserve">arrive, and whether it crosses a format threshold depends on where it sits:</w:t>
-      </w:r>
-      <w:r>
-        <w:t xml:space="preserve"> </w:t>
-      </w:r>
-      <w:r>
-        <w:t xml:space="preserve">false-clears concentrate on services whose spectral position and reach leave their</w:t>
-      </w:r>
-      <w:r>
-        <w:t xml:space="preserve"> </w:t>
-      </w:r>
-      <w:r>
-        <w:t xml:space="preserve">GSNR near a boundary, and are absent elsewhere (Fig. </w:t>
-      </w:r>
-      <w:hyperlink w:anchor="fig:fc">
+        <w:t xml:space="preserve">The risk of a stale twin is driven by the fill added since its last sync, and,</w:t>
+      </w:r>
+      <w:r>
+        <w:t xml:space="preserve"> </w:t>
+      </w:r>
+      <w:r>
+        <w:t xml:space="preserve">it turns out, even more by how full the band already was at the sync. Advancing</w:t>
+      </w:r>
+      <w:r>
+        <w:t xml:space="preserve"> </w:t>
+      </w:r>
+      <w:r>
+        <w:t xml:space="preserve">the deployed band one channel at a time while the twin’s view stays at the sync</w:t>
+      </w:r>
+      <w:r>
+        <w:t xml:space="preserve"> </w:t>
+      </w:r>
+      <w:r>
+        <w:t xml:space="preserve">point gives the failure curve directly (Fig. </w:t>
+      </w:r>
+      <w:hyperlink w:anchor="fig:fresh">
         <w:r>
           <w:rPr>
             <w:rStyle w:val="Hyperlink"/>
@@ -1201,109 +1136,40 @@
         </w:r>
       </w:hyperlink>
       <w:r>
-        <w:t xml:space="preserve">). So a single</w:t>
-      </w:r>
-      <w:r>
-        <w:t xml:space="preserve"> </w:t>
-      </w:r>
-      <w:r>
-        <w:t xml:space="preserve">blanket margin cannot protect the fleet efficiently. We price this against today’s</w:t>
-      </w:r>
-      <w:r>
-        <w:t xml:space="preserve"> </w:t>
-      </w:r>
-      <w:r>
-        <w:t xml:space="preserve">practice of one uniform system margin, with fill statistics grounded on public</w:t>
-      </w:r>
-      <w:r>
-        <w:t xml:space="preserve"> </w:t>
-      </w:r>
-      <w:r>
-        <w:t xml:space="preserve">demand data. Routing the 1482 demands of the SNDlib janos-us-ca reference</w:t>
-      </w:r>
-      <w:r>
-        <w:t xml:space="preserve"> </w:t>
-      </w:r>
-      <w:r>
-        <w:t xml:space="preserve">matrix </w:t>
-      </w:r>
-      <w:r>
-        <w:t xml:space="preserve"> </w:t>
-      </w:r>
-      <w:r>
-        <w:t xml:space="preserve">(39 nodes, 61 undirected links) gives a per-link</w:t>
-      </w:r>
-      <w:r>
-        <w:t xml:space="preserve"> </w:t>
-      </w:r>
-      <w:r>
-        <w:t xml:space="preserve">channel-fill distribution with median 10 and 90th percentile 35 of 76; each</w:t>
-      </w:r>
-      <w:r>
-        <w:t xml:space="preserve"> </w:t>
-      </w:r>
-      <w:r>
-        <w:t xml:space="preserve">CORONET lightpath’s deployed fill is then sampled independently from that</w:t>
-      </w:r>
-      <w:r>
-        <w:t xml:space="preserve"> </w:t>
-      </w:r>
-      <w:r>
-        <w:t xml:space="preserve">marginal distribution. The demand data grounds the fill statistics, not a routed</w:t>
-      </w:r>
-      <w:r>
-        <w:t xml:space="preserve"> </w:t>
-      </w:r>
-      <w:r>
-        <w:t xml:space="preserve">traffic snapshot: correlations between links along a route are not carried over.</w:t>
-      </w:r>
-      <w:r>
-        <w:t xml:space="preserve"> </w:t>
-      </w:r>
-      <w:r>
-        <w:t xml:space="preserve">What matters for the comparison is the heavy tail, which is exactly what a</w:t>
-      </w:r>
-      <w:r>
-        <w:t xml:space="preserve"> </w:t>
-      </w:r>
-      <w:r>
-        <w:t xml:space="preserve">marginal preserves: a uniform margin sized for the few near-full links</w:t>
-      </w:r>
-      <w:r>
-        <w:t xml:space="preserve"> </w:t>
-      </w:r>
-      <w:r>
-        <w:t xml:space="preserve">over-provisions the lightly filled majority. Giving both</w:t>
-      </w:r>
-      <w:r>
-        <w:t xml:space="preserve"> </w:t>
-      </w:r>
-      <w:r>
-        <w:t xml:space="preserve">policies the same estimator uncertainty of</w:t>
-      </w:r>
-      <w:r>
-        <w:t xml:space="preserve"> </w:t>
-      </w:r>
-      <m:oMath>
-        <m:r>
-          <m:t>0.5</m:t>
-        </m:r>
-      </m:oMath>
-      <w:r>
-        <w:t xml:space="preserve"> dB RMSE, a twin that sizes each</w:t>
-      </w:r>
-      <w:r>
-        <w:t xml:space="preserve"> </w:t>
-      </w:r>
-      <w:r>
-        <w:t xml:space="preserve">margin to the lightpath’s own fill recovers about</w:t>
-      </w:r>
-      <w:r>
-        <w:t xml:space="preserve"> </w:t>
-      </w:r>
-      <m:oMath>
-        <m:r>
-          <m:t>8</m:t>
+        <w:t xml:space="preserve">), and we report</w:t>
+      </w:r>
+      <w:r>
+        <w:t xml:space="preserve"> </w:t>
+      </w:r>
+      <w:r>
+        <w:t xml:space="preserve">the curve rather than a fit. Synced at the sparse provisioning fill of</w:t>
+      </w:r>
+      <w:r>
+        <w:t xml:space="preserve"> </w:t>
+      </w:r>
+      <m:oMath>
+        <m:r>
+          <m:t>6</m:t>
+        </m:r>
+      </m:oMath>
+      <w:r>
+        <w:t xml:space="preserve"> </w:t>
+      </w:r>
+      <w:r>
+        <w:t xml:space="preserve">channels, the certificate produced no false-clears through the first four adds</w:t>
+      </w:r>
+      <w:r>
+        <w:t xml:space="preserve"> </w:t>
+      </w:r>
+      <w:r>
+        <w:t xml:space="preserve">in this evaluation, stays within a</w:t>
+      </w:r>
+      <w:r>
+        <w:t xml:space="preserve"> </w:t>
+      </w:r>
+      <m:oMath>
+        <m:r>
+          <m:t>5</m:t>
         </m:r>
         <m:r>
           <m:rPr>
@@ -1316,49 +1182,209 @@
         <w:t xml:space="preserve"> </w:t>
       </w:r>
       <w:r>
-        <w:t xml:space="preserve">of spectral efficiency, near</w:t>
-      </w:r>
-      <w:r>
-        <w:t xml:space="preserve"> </w:t>
-      </w:r>
-      <m:oMath>
-        <m:r>
-          <m:t>0.33</m:t>
-        </m:r>
-      </m:oMath>
-      <w:r>
-        <w:t xml:space="preserve"> b/sym or</w:t>
-      </w:r>
-      <w:r>
-        <w:t xml:space="preserve"> </w:t>
-      </w:r>
-      <m:oMath>
-        <m:r>
-          <m:t>21</m:t>
-        </m:r>
-      </m:oMath>
-      <w:r>
-        <w:t xml:space="preserve"> Gb/s per channel, at matched safety (false-clear at most</w:t>
-      </w:r>
-      <w:r>
-        <w:t xml:space="preserve"> </w:t>
-      </w:r>
-      <m:oMath>
-        <m:r>
-          <m:t>0.01</m:t>
-        </m:r>
-      </m:oMath>
-      <w:r>
-        <w:t xml:space="preserve">) on a rate-flexible transceiver model. The gain is capacity the uniform</w:t>
-      </w:r>
-      <w:r>
-        <w:t xml:space="preserve"> </w:t>
-      </w:r>
-      <w:r>
-        <w:t xml:space="preserve">margin strands on links that never fill.</w:t>
+        <w:t xml:space="preserve">risk target through nine adds, exceeds</w:t>
+      </w:r>
+      <w:r>
+        <w:t xml:space="preserve"> </w:t>
+      </w:r>
+      <w:r>
+        <w:t xml:space="preserve">it from the tenth (</w:t>
+      </w:r>
+      <m:oMath>
+        <m:r>
+          <m:t>7.3</m:t>
+        </m:r>
+        <m:r>
+          <m:rPr>
+            <m:sty m:val="p"/>
+          </m:rPr>
+          <m:t>%</m:t>
+        </m:r>
+      </m:oMath>
+      <w:r>
+        <w:t xml:space="preserve">), and saturates near</w:t>
+      </w:r>
+      <w:r>
+        <w:t xml:space="preserve"> </w:t>
+      </w:r>
+      <m:oMath>
+        <m:r>
+          <m:t>0.5</m:t>
+        </m:r>
+      </m:oMath>
+      <w:r>
+        <w:t xml:space="preserve"> </w:t>
+      </w:r>
+      <w:r>
+        <w:t xml:space="preserve">as the band fills. (An</w:t>
+      </w:r>
+      <w:r>
+        <w:t xml:space="preserve"> </w:t>
+      </w:r>
+      <w:r>
+        <w:t xml:space="preserve">earlier draft quoted an interpolated</w:t>
+      </w:r>
+      <w:r>
+        <w:t xml:space="preserve"> </w:t>
+      </w:r>
+      <m:oMath>
+        <m:r>
+          <m:t>8.1</m:t>
+        </m:r>
+      </m:oMath>
+      <w:r>
+        <w:t xml:space="preserve">-add crossing from a coarser grid and,</w:t>
+      </w:r>
+      <w:r>
+        <w:t xml:space="preserve"> </w:t>
+      </w:r>
+      <w:r>
+        <w:t xml:space="preserve">before that, a linear law; the single-add sweep supersedes both.) The budget is</w:t>
+      </w:r>
+      <w:r>
+        <w:t xml:space="preserve"> </w:t>
+      </w:r>
+      <w:r>
+        <w:t xml:space="preserve">strongly baseline-dependent, in the reassuring direction. Re-synced at</w:t>
+      </w:r>
+      <w:r>
+        <w:t xml:space="preserve"> </w:t>
+      </w:r>
+      <m:oMath>
+        <m:r>
+          <m:t>20</m:t>
+        </m:r>
+      </m:oMath>
+      <w:r>
+        <w:t xml:space="preserve"> </w:t>
+      </w:r>
+      <w:r>
+        <w:t xml:space="preserve">channels, the same certificate shows no false-clears through</w:t>
+      </w:r>
+      <w:r>
+        <w:t xml:space="preserve"> </w:t>
+      </w:r>
+      <m:oMath>
+        <m:r>
+          <m:t>26</m:t>
+        </m:r>
+      </m:oMath>
+      <w:r>
+        <w:t xml:space="preserve"> </w:t>
+      </w:r>
+      <w:r>
+        <w:t xml:space="preserve">further adds</w:t>
+      </w:r>
+      <w:r>
+        <w:t xml:space="preserve"> </w:t>
+      </w:r>
+      <w:r>
+        <w:t xml:space="preserve">and crosses</w:t>
+      </w:r>
+      <w:r>
+        <w:t xml:space="preserve"> </w:t>
+      </w:r>
+      <m:oMath>
+        <m:r>
+          <m:t>5</m:t>
+        </m:r>
+        <m:r>
+          <m:rPr>
+            <m:sty m:val="p"/>
+          </m:rPr>
+          <m:t>%</m:t>
+        </m:r>
+      </m:oMath>
+      <w:r>
+        <w:t xml:space="preserve"> </w:t>
+      </w:r>
+      <w:r>
+        <w:t xml:space="preserve">only around fifty; synced at</w:t>
+      </w:r>
+      <w:r>
+        <w:t xml:space="preserve"> </w:t>
+      </w:r>
+      <m:oMath>
+        <m:r>
+          <m:t>40</m:t>
+        </m:r>
+      </m:oMath>
+      <w:r>
+        <w:t xml:space="preserve"> </w:t>
+      </w:r>
+      <w:r>
+        <w:t xml:space="preserve">or</w:t>
+      </w:r>
+      <w:r>
+        <w:t xml:space="preserve"> </w:t>
+      </w:r>
+      <m:oMath>
+        <m:r>
+          <m:t>60</m:t>
+        </m:r>
+      </m:oMath>
+      <w:r>
+        <w:t xml:space="preserve"> </w:t>
+      </w:r>
+      <w:r>
+        <w:t xml:space="preserve">channels it produces</w:t>
+      </w:r>
+      <w:r>
+        <w:t xml:space="preserve"> </w:t>
+      </w:r>
+      <w:r>
+        <w:t xml:space="preserve">none at all, out to the full band. The mechanism is the shape of nonlinear</w:t>
+      </w:r>
+      <w:r>
+        <w:t xml:space="preserve"> </w:t>
+      </w:r>
+      <w:r>
+        <w:t xml:space="preserve">interference growth: the first neighbours cost the most GSNR, so a twin synced</w:t>
+      </w:r>
+      <w:r>
+        <w:t xml:space="preserve"> </w:t>
+      </w:r>
+      <w:r>
+        <w:t xml:space="preserve">on a sparse band certifies against a nearly best-case view and its decisions</w:t>
+      </w:r>
+      <w:r>
+        <w:t xml:space="preserve"> </w:t>
+      </w:r>
+      <w:r>
+        <w:t xml:space="preserve">sit close to format thresholds, while a twin synced on a mature band has</w:t>
+      </w:r>
+      <w:r>
+        <w:t xml:space="preserve"> </w:t>
+      </w:r>
+      <w:r>
+        <w:t xml:space="preserve">already absorbed most of the interference it will ever see. The operational</w:t>
+      </w:r>
+      <w:r>
+        <w:t xml:space="preserve"> </w:t>
+      </w:r>
+      <w:r>
+        <w:t xml:space="preserve">rule follows, and it is not a calendar. The dangerous window is the young band:</w:t>
+      </w:r>
+      <w:r>
+        <w:t xml:space="preserve"> </w:t>
+      </w:r>
+      <w:r>
+        <w:t xml:space="preserve">after provisioning at sparse fill, re-sync or re-certify within about nine</w:t>
+      </w:r>
+      <w:r>
+        <w:t xml:space="preserve"> </w:t>
+      </w:r>
+      <w:r>
+        <w:t xml:space="preserve">adds. Once the band carries twenty or more channels, ordinary fill no longer</w:t>
+      </w:r>
+      <w:r>
+        <w:t xml:space="preserve"> </w:t>
+      </w:r>
+      <w:r>
+        <w:t xml:space="preserve">breaks the certificate, and frequent re-syncs buy nothing.</w:t>
       </w:r>
     </w:p>
-    <w:bookmarkStart w:id="16" w:name="fig:fc"/>
+    <w:bookmarkStart w:id="15" w:name="fig:fresh"/>
     <w:p>
       <w:pPr>
         <w:pStyle w:val="CaptionedFigure"/>
@@ -1366,20 +1392,446 @@
       <w:r>
         <w:drawing>
           <wp:inline>
-            <wp:extent cx="5334000" cy="2209800"/>
+            <wp:extent cx="4800600" cy="2578100"/>
             <wp:effectExtent b="0" l="0" r="0" t="0"/>
-            <wp:docPr descr="" title="" id="14" name="Picture"/>
+            <wp:docPr descr="" title="" id="13" name="Picture"/>
             <a:graphic>
               <a:graphicData uri="http://schemas.openxmlformats.org/drawingml/2006/picture">
                 <pic:pic>
                   <pic:nvPicPr>
-                    <pic:cNvPr descr="fc_footprint.png" id="15" name="Picture"/>
+                    <pic:cNvPr descr="freshness_curve.png" id="14" name="Picture"/>
                     <pic:cNvPicPr>
                       <a:picLocks noChangeArrowheads="1" noChangeAspect="1"/>
                     </pic:cNvPicPr>
                   </pic:nvPicPr>
                   <pic:blipFill>
-                    <a:blip r:embed="rId13"/>
+                    <a:blip r:embed="rId12"/>
+                    <a:stretch>
+                      <a:fillRect/>
+                    </a:stretch>
+                  </pic:blipFill>
+                  <pic:spPr bwMode="auto">
+                    <a:xfrm>
+                      <a:off x="0" y="0"/>
+                      <a:ext cx="4800600" cy="2578100"/>
+                    </a:xfrm>
+                    <a:prstGeom prst="rect">
+                      <a:avLst/>
+                    </a:prstGeom>
+                    <a:noFill/>
+                    <a:ln w="9525">
+                      <a:noFill/>
+                      <a:headEnd/>
+                      <a:tailEnd/>
+                    </a:ln>
+                  </pic:spPr>
+                </pic:pic>
+              </a:graphicData>
+            </a:graphic>
+          </wp:inline>
+        </w:drawing>
+      </w:r>
+    </w:p>
+    <w:p>
+      <w:pPr>
+        <w:pStyle w:val="ImageCaption"/>
+      </w:pPr>
+      <w:r>
+        <w:t xml:space="preserve">The freshness curve (GNPy over CORONET-CONUS, single-add sweep,</w:t>
+      </w:r>
+      <w:r>
+        <w:t xml:space="preserve"> </w:t>
+      </w:r>
+      <w:r>
+        <w:t xml:space="preserve">deterministic). False-clear against channels added since sync, for four sync</w:t>
+      </w:r>
+      <w:r>
+        <w:t xml:space="preserve"> </w:t>
+      </w:r>
+      <w:r>
+        <w:t xml:space="preserve">baselines</w:t>
+      </w:r>
+      <w:r>
+        <w:t xml:space="preserve"> </w:t>
+      </w:r>
+      <m:oMath>
+        <m:sSub>
+          <m:e>
+            <m:r>
+              <m:t>N</m:t>
+            </m:r>
+          </m:e>
+          <m:sub>
+            <m:r>
+              <m:t>0</m:t>
+            </m:r>
+          </m:sub>
+        </m:sSub>
+      </m:oMath>
+      <w:r>
+        <w:t xml:space="preserve">. Sparse-synced certificates fail from the tenth add;</w:t>
+      </w:r>
+      <w:r>
+        <w:t xml:space="preserve"> </w:t>
+      </w:r>
+      <w:r>
+        <w:t xml:space="preserve">mature-band syncs tolerate tens of adds (</w:t>
+      </w:r>
+      <m:oMath>
+        <m:sSub>
+          <m:e>
+            <m:r>
+              <m:t>N</m:t>
+            </m:r>
+          </m:e>
+          <m:sub>
+            <m:r>
+              <m:t>0</m:t>
+            </m:r>
+          </m:sub>
+        </m:sSub>
+        <m:r>
+          <m:rPr>
+            <m:sty m:val="p"/>
+          </m:rPr>
+          <m:t>=</m:t>
+        </m:r>
+        <m:r>
+          <m:t>20</m:t>
+        </m:r>
+      </m:oMath>
+      <w:r>
+        <w:t xml:space="preserve">) or the full band</w:t>
+      </w:r>
+      <w:r>
+        <w:t xml:space="preserve"> </w:t>
+      </w:r>
+      <w:r>
+        <w:t xml:space="preserve">(</w:t>
+      </w:r>
+      <m:oMath>
+        <m:sSub>
+          <m:e>
+            <m:r>
+              <m:t>N</m:t>
+            </m:r>
+          </m:e>
+          <m:sub>
+            <m:r>
+              <m:t>0</m:t>
+            </m:r>
+          </m:sub>
+        </m:sSub>
+        <m:r>
+          <m:rPr>
+            <m:sty m:val="p"/>
+          </m:rPr>
+          <m:t>≥</m:t>
+        </m:r>
+        <m:r>
+          <m:t>40</m:t>
+        </m:r>
+      </m:oMath>
+      <w:r>
+        <w:t xml:space="preserve">) without a false-clear. Marker shape distinguishes baselines.</w:t>
+      </w:r>
+    </w:p>
+    <w:bookmarkEnd w:id="15"/>
+    <w:bookmarkEnd w:id="16"/>
+    <w:bookmarkStart w:id="21" w:name="sec:exposed"/>
+    <w:p>
+      <w:pPr>
+        <w:pStyle w:val="Heading2"/>
+      </w:pPr>
+      <w:r>
+        <w:t xml:space="preserve">Who is exposed when the twin is stale</w:t>
+      </w:r>
+    </w:p>
+    <w:p>
+      <w:pPr>
+        <w:pStyle w:val="FirstParagraph"/>
+      </w:pPr>
+      <w:r>
+        <w:t xml:space="preserve">Staleness does not spread its damage evenly. A lightpath’s GSNR drops as neighbours</w:t>
+      </w:r>
+      <w:r>
+        <w:t xml:space="preserve"> </w:t>
+      </w:r>
+      <w:r>
+        <w:t xml:space="preserve">arrive, and whether it crosses a format threshold depends on where it sits:</w:t>
+      </w:r>
+      <w:r>
+        <w:t xml:space="preserve"> </w:t>
+      </w:r>
+      <w:r>
+        <w:t xml:space="preserve">false-clears concentrate on services whose spectral position and reach leave their</w:t>
+      </w:r>
+      <w:r>
+        <w:t xml:space="preserve"> </w:t>
+      </w:r>
+      <w:r>
+        <w:t xml:space="preserve">GSNR near a boundary, and are absent elsewhere (Fig. </w:t>
+      </w:r>
+      <w:hyperlink w:anchor="fig:fc">
+        <w:r>
+          <w:rPr>
+            <w:rStyle w:val="Hyperlink"/>
+          </w:rPr>
+          <w:t xml:space="preserve">2</w:t>
+        </w:r>
+      </w:hyperlink>
+      <w:r>
+        <w:t xml:space="preserve">). So a single</w:t>
+      </w:r>
+      <w:r>
+        <w:t xml:space="preserve"> </w:t>
+      </w:r>
+      <w:r>
+        <w:t xml:space="preserve">blanket margin cannot protect the fleet efficiently. We price this against today’s</w:t>
+      </w:r>
+      <w:r>
+        <w:t xml:space="preserve"> </w:t>
+      </w:r>
+      <w:r>
+        <w:t xml:space="preserve">practice of one uniform system margin, with fill statistics grounded on public</w:t>
+      </w:r>
+      <w:r>
+        <w:t xml:space="preserve"> </w:t>
+      </w:r>
+      <w:r>
+        <w:t xml:space="preserve">demand data. Routing the 1482 demands of the SNDlib janos-us-ca reference</w:t>
+      </w:r>
+      <w:r>
+        <w:t xml:space="preserve"> </w:t>
+      </w:r>
+      <w:r>
+        <w:t xml:space="preserve">matrix </w:t>
+      </w:r>
+      <w:r>
+        <w:t xml:space="preserve"> </w:t>
+      </w:r>
+      <w:r>
+        <w:t xml:space="preserve">(39 nodes, 61 undirected links) gives a per-link</w:t>
+      </w:r>
+      <w:r>
+        <w:t xml:space="preserve"> </w:t>
+      </w:r>
+      <w:r>
+        <w:t xml:space="preserve">channel-fill distribution with median 10 and 90th percentile 35 of 76; each</w:t>
+      </w:r>
+      <w:r>
+        <w:t xml:space="preserve"> </w:t>
+      </w:r>
+      <w:r>
+        <w:t xml:space="preserve">CORONET lightpath’s deployed fill is then sampled independently from that</w:t>
+      </w:r>
+      <w:r>
+        <w:t xml:space="preserve"> </w:t>
+      </w:r>
+      <w:r>
+        <w:t xml:space="preserve">marginal distribution. The demand data grounds the fill statistics, not a routed</w:t>
+      </w:r>
+      <w:r>
+        <w:t xml:space="preserve"> </w:t>
+      </w:r>
+      <w:r>
+        <w:t xml:space="preserve">traffic snapshot: correlations between links along a route are not carried over.</w:t>
+      </w:r>
+      <w:r>
+        <w:t xml:space="preserve"> </w:t>
+      </w:r>
+      <w:r>
+        <w:t xml:space="preserve">What matters for the comparison is the heavy tail, which is exactly what a</w:t>
+      </w:r>
+      <w:r>
+        <w:t xml:space="preserve"> </w:t>
+      </w:r>
+      <w:r>
+        <w:t xml:space="preserve">marginal preserves: a uniform margin sized for the few near-full links</w:t>
+      </w:r>
+      <w:r>
+        <w:t xml:space="preserve"> </w:t>
+      </w:r>
+      <w:r>
+        <w:t xml:space="preserve">over-provisions the lightly filled majority. The two policies are specified</w:t>
+      </w:r>
+      <w:r>
+        <w:t xml:space="preserve"> </w:t>
+      </w:r>
+      <w:r>
+        <w:t xml:space="preserve">fully. Each chooses the smallest margin on a</w:t>
+      </w:r>
+      <w:r>
+        <w:t xml:space="preserve"> </w:t>
+      </w:r>
+      <m:oMath>
+        <m:r>
+          <m:t>0.25</m:t>
+        </m:r>
+      </m:oMath>
+      <w:r>
+        <w:t xml:space="preserve"> dB grid that holds the</w:t>
+      </w:r>
+      <w:r>
+        <w:t xml:space="preserve"> </w:t>
+      </w:r>
+      <w:r>
+        <w:t xml:space="preserve">fleet false-clear at or below</w:t>
+      </w:r>
+      <w:r>
+        <w:t xml:space="preserve"> </w:t>
+      </w:r>
+      <m:oMath>
+        <m:r>
+          <m:t>0.01</m:t>
+        </m:r>
+      </m:oMath>
+      <w:r>
+        <w:t xml:space="preserve"> </w:t>
+      </w:r>
+      <w:r>
+        <w:t xml:space="preserve">under the same</w:t>
+      </w:r>
+      <w:r>
+        <w:t xml:space="preserve"> </w:t>
+      </w:r>
+      <m:oMath>
+        <m:r>
+          <m:t>0.5</m:t>
+        </m:r>
+      </m:oMath>
+      <w:r>
+        <w:t xml:space="preserve"> dB Gaussian</w:t>
+      </w:r>
+      <w:r>
+        <w:t xml:space="preserve"> </w:t>
+      </w:r>
+      <w:r>
+        <w:t xml:space="preserve">estimator error. The uniform policy provisions every lightpath at its</w:t>
+      </w:r>
+      <w:r>
+        <w:t xml:space="preserve"> </w:t>
+      </w:r>
+      <w:r>
+        <w:t xml:space="preserve">provisioning-time GSNR minus one blanket margin, and the fleet constraint</w:t>
+      </w:r>
+      <w:r>
+        <w:t xml:space="preserve"> </w:t>
+      </w:r>
+      <w:r>
+        <w:t xml:space="preserve">forces</w:t>
+      </w:r>
+      <w:r>
+        <w:t xml:space="preserve"> </w:t>
+      </w:r>
+      <m:oMath>
+        <m:r>
+          <m:t>2.75</m:t>
+        </m:r>
+      </m:oMath>
+      <w:r>
+        <w:t xml:space="preserve"> dB. The footprint-aware policy evaluates each lightpath’s GSNR</w:t>
+      </w:r>
+      <w:r>
+        <w:t xml:space="preserve"> </w:t>
+      </w:r>
+      <w:r>
+        <w:t xml:space="preserve">at its own deployed fill, interpolated between the provisioning and full-band</w:t>
+      </w:r>
+      <w:r>
+        <w:t xml:space="preserve"> </w:t>
+      </w:r>
+      <w:r>
+        <w:t xml:space="preserve">GN anchors, and then needs only</w:t>
+      </w:r>
+      <w:r>
+        <w:t xml:space="preserve"> </w:t>
+      </w:r>
+      <m:oMath>
+        <m:r>
+          <m:t>1.25</m:t>
+        </m:r>
+      </m:oMath>
+      <w:r>
+        <w:t xml:space="preserve"> dB. At that matched safety the aware</w:t>
+      </w:r>
+      <w:r>
+        <w:t xml:space="preserve"> </w:t>
+      </w:r>
+      <w:r>
+        <w:t xml:space="preserve">policy recovers about</w:t>
+      </w:r>
+      <w:r>
+        <w:t xml:space="preserve"> </w:t>
+      </w:r>
+      <m:oMath>
+        <m:r>
+          <m:t>8</m:t>
+        </m:r>
+        <m:r>
+          <m:rPr>
+            <m:sty m:val="p"/>
+          </m:rPr>
+          <m:t>%</m:t>
+        </m:r>
+      </m:oMath>
+      <w:r>
+        <w:t xml:space="preserve"> </w:t>
+      </w:r>
+      <w:r>
+        <w:t xml:space="preserve">of spectral efficiency, near</w:t>
+      </w:r>
+      <w:r>
+        <w:t xml:space="preserve"> </w:t>
+      </w:r>
+      <m:oMath>
+        <m:r>
+          <m:t>0.33</m:t>
+        </m:r>
+      </m:oMath>
+      <w:r>
+        <w:t xml:space="preserve"> b/sym or</w:t>
+      </w:r>
+      <w:r>
+        <w:t xml:space="preserve"> </w:t>
+      </w:r>
+      <m:oMath>
+        <m:r>
+          <m:t>21</m:t>
+        </m:r>
+      </m:oMath>
+      <w:r>
+        <w:t xml:space="preserve"> Gb/s per channel, on a rate-flexible transceiver model. The gain is</w:t>
+      </w:r>
+      <w:r>
+        <w:t xml:space="preserve"> </w:t>
+      </w:r>
+      <w:r>
+        <w:t xml:space="preserve">capacity the uniform margin strands on links that never fill.</w:t>
+      </w:r>
+    </w:p>
+    <w:bookmarkStart w:id="20" w:name="fig:fc"/>
+    <w:p>
+      <w:pPr>
+        <w:pStyle w:val="CaptionedFigure"/>
+      </w:pPr>
+      <w:r>
+        <w:drawing>
+          <wp:inline>
+            <wp:extent cx="5334000" cy="2209800"/>
+            <wp:effectExtent b="0" l="0" r="0" t="0"/>
+            <wp:docPr descr="" title="" id="18" name="Picture"/>
+            <a:graphic>
+              <a:graphicData uri="http://schemas.openxmlformats.org/drawingml/2006/picture">
+                <pic:pic>
+                  <pic:nvPicPr>
+                    <pic:cNvPr descr="fc_footprint.png" id="19" name="Picture"/>
+                    <pic:cNvPicPr>
+                      <a:picLocks noChangeArrowheads="1" noChangeAspect="1"/>
+                    </pic:cNvPicPr>
+                  </pic:nvPicPr>
+                  <pic:blipFill>
+                    <a:blip r:embed="rId17"/>
                     <a:stretch>
                       <a:fillRect/>
                     </a:stretch>
@@ -1426,9 +1878,9 @@
         <w:t xml:space="preserve">services. A per-lightpath view removes it. Marker shape distinguishes classes.</w:t>
       </w:r>
     </w:p>
-    <w:bookmarkEnd w:id="16"/>
-    <w:bookmarkEnd w:id="17"/>
-    <w:bookmarkStart w:id="22" w:name="Xf6dbd67ee9b92e53630c304575267b6f0cc00c0"/>
+    <w:bookmarkEnd w:id="20"/>
+    <w:bookmarkEnd w:id="21"/>
+    <w:bookmarkStart w:id="26" w:name="Xf6dbd67ee9b92e53630c304575267b6f0cc00c0"/>
     <w:p>
       <w:pPr>
         <w:pStyle w:val="Heading2"/>
@@ -1540,7 +1992,7 @@
           <w:rPr>
             <w:rStyle w:val="Hyperlink"/>
           </w:rPr>
-          <w:t xml:space="preserve">2</w:t>
+          <w:t xml:space="preserve">3</w:t>
         </w:r>
       </w:hyperlink>
       <w:r>
@@ -1579,7 +2031,7 @@
           <w:rPr>
             <w:rStyle w:val="Hyperlink"/>
           </w:rPr>
-          <w:t xml:space="preserve">2</w:t>
+          <w:t xml:space="preserve">3</w:t>
         </w:r>
       </w:hyperlink>
       <w:r>
@@ -1595,65 +2047,115 @@
         <w:t xml:space="preserve"> </w:t>
       </w:r>
       <w:r>
-        <w:t xml:space="preserve">blind there. A uniform backoff is the fair baseline and we report it: on the sealed</w:t>
-      </w:r>
-      <w:r>
-        <w:t xml:space="preserve"> </w:t>
-      </w:r>
-      <w:r>
-        <w:t xml:space="preserve">per-prediction records, backing the average-error surrogate off by a further</w:t>
-      </w:r>
-      <w:r>
-        <w:t xml:space="preserve"> </w:t>
-      </w:r>
-      <m:oMath>
-        <m:r>
-          <m:t>0.85</m:t>
-        </m:r>
-      </m:oMath>
-      <w:r>
-        <w:t xml:space="preserve"> dB matches the quantile model’s false-clear at the same delivered bits. But</w:t>
-      </w:r>
-      <w:r>
-        <w:t xml:space="preserve"> </w:t>
-      </w:r>
-      <w:r>
-        <w:t xml:space="preserve">that</w:t>
-      </w:r>
-      <w:r>
-        <w:t xml:space="preserve"> </w:t>
-      </w:r>
-      <m:oMath>
-        <m:r>
-          <m:t>0.85</m:t>
-        </m:r>
-      </m:oMath>
-      <w:r>
-        <w:t xml:space="preserve"> dB is found by tuning against witnessed outcomes after the fact; the</w:t>
-      </w:r>
-      <w:r>
-        <w:t xml:space="preserve"> </w:t>
-      </w:r>
-      <w:r>
-        <w:t xml:space="preserve">quantile objective reaches the same operating point from its training loss alone,</w:t>
-      </w:r>
-      <w:r>
-        <w:t xml:space="preserve"> </w:t>
-      </w:r>
-      <w:r>
-        <w:t xml:space="preserve">with no post-hoc knob, and the machinery to do so already</w:t>
-      </w:r>
-      <w:r>
-        <w:t xml:space="preserve"> </w:t>
-      </w:r>
-      <w:r>
-        <w:t xml:space="preserve">exists </w:t>
+        <w:t xml:space="preserve">blind there. A uniform backoff is the fair baseline and we report it without</w:t>
+      </w:r>
+      <w:r>
+        <w:t xml:space="preserve"> </w:t>
+      </w:r>
+      <w:r>
+        <w:t xml:space="preserve">leakage: a backoff calibrated on a designated validation half of the sealed</w:t>
+      </w:r>
+      <w:r>
+        <w:t xml:space="preserve"> </w:t>
+      </w:r>
+      <w:r>
+        <w:t xml:space="preserve">per-prediction records (</w:t>
+      </w:r>
+      <m:oMath>
+        <m:r>
+          <m:t>0.90</m:t>
+        </m:r>
+      </m:oMath>
+      <w:r>
+        <w:t xml:space="preserve"> dB, then frozen) matches the quantile model on</w:t>
+      </w:r>
+      <w:r>
+        <w:t xml:space="preserve"> </w:t>
+      </w:r>
+      <w:r>
+        <w:t xml:space="preserve">the held-out half, false-clear</w:t>
+      </w:r>
+      <w:r>
+        <w:t xml:space="preserve"> </w:t>
+      </w:r>
+      <m:oMath>
+        <m:r>
+          <m:t>0.006</m:t>
+        </m:r>
+      </m:oMath>
+      <w:r>
+        <w:t xml:space="preserve"> </w:t>
+      </w:r>
+      <w:r>
+        <w:t xml:space="preserve">against</w:t>
+      </w:r>
+      <w:r>
+        <w:t xml:space="preserve"> </w:t>
+      </w:r>
+      <m:oMath>
+        <m:r>
+          <m:t>0.007</m:t>
+        </m:r>
+      </m:oMath>
+      <w:r>
+        <w:t xml:space="preserve"> </w:t>
+      </w:r>
+      <w:r>
+        <w:t xml:space="preserve">at equal delivered bits.</w:t>
+      </w:r>
+      <w:r>
+        <w:t xml:space="preserve"> </w:t>
+      </w:r>
+      <w:r>
+        <w:t xml:space="preserve">So the dissociation does not require quantile training to fix; it requires</w:t>
+      </w:r>
+      <w:r>
+        <w:t xml:space="preserve"> </w:t>
+      </w:r>
+      <w:r>
+        <w:rPr>
+          <w:i/>
+          <w:iCs/>
+        </w:rPr>
+        <w:t xml:space="preserve">some</w:t>
+      </w:r>
+      <w:r>
+        <w:t xml:space="preserve"> </w:t>
+      </w:r>
+      <w:r>
+        <w:t xml:space="preserve">decision-aware calibration. The quantile objective (here</w:t>
+      </w:r>
+      <w:r>
+        <w:t xml:space="preserve"> </w:t>
+      </w:r>
+      <m:oMath>
+        <m:r>
+          <m:t>τ</m:t>
+        </m:r>
+        <m:r>
+          <m:rPr>
+            <m:sty m:val="p"/>
+          </m:rPr>
+          <m:t>=</m:t>
+        </m:r>
+        <m:r>
+          <m:t>0.15</m:t>
+        </m:r>
+      </m:oMath>
+      <w:r>
+        <w:t xml:space="preserve">) reaches that operating point from its training loss alone, with no</w:t>
+      </w:r>
+      <w:r>
+        <w:t xml:space="preserve"> </w:t>
+      </w:r>
+      <w:r>
+        <w:t xml:space="preserve">separate calibration set, and the machinery already exists </w:t>
       </w:r>
       <w:r>
         <w:t xml:space="preserve">.</w:t>
       </w:r>
     </w:p>
-    <w:bookmarkStart w:id="21" w:name="fig:ml"/>
+    <w:bookmarkStart w:id="25" w:name="fig:ml"/>
     <w:p>
       <w:pPr>
         <w:pStyle w:val="CaptionedFigure"/>
@@ -1663,18 +2165,18 @@
           <wp:inline>
             <wp:extent cx="5334000" cy="2209800"/>
             <wp:effectExtent b="0" l="0" r="0" t="0"/>
-            <wp:docPr descr="" title="" id="19" name="Picture"/>
+            <wp:docPr descr="" title="" id="23" name="Picture"/>
             <a:graphic>
               <a:graphicData uri="http://schemas.openxmlformats.org/drawingml/2006/picture">
                 <pic:pic>
                   <pic:nvPicPr>
-                    <pic:cNvPr descr="ml_cliff.png" id="20" name="Picture"/>
+                    <pic:cNvPr descr="ml_cliff.png" id="24" name="Picture"/>
                     <pic:cNvPicPr>
                       <a:picLocks noChangeArrowheads="1" noChangeAspect="1"/>
                     </pic:cNvPicPr>
                   </pic:nvPicPr>
                   <pic:blipFill>
-                    <a:blip r:embed="rId18"/>
+                    <a:blip r:embed="rId22"/>
                     <a:stretch>
                       <a:fillRect/>
                     </a:stretch>
@@ -1739,10 +2241,10 @@
         <w:t xml:space="preserve">objectives.</w:t>
       </w:r>
     </w:p>
-    <w:bookmarkEnd w:id="21"/>
-    <w:bookmarkEnd w:id="22"/>
-    <w:bookmarkEnd w:id="23"/>
-    <w:bookmarkStart w:id="24" w:name="related-work"/>
+    <w:bookmarkEnd w:id="25"/>
+    <w:bookmarkEnd w:id="26"/>
+    <w:bookmarkEnd w:id="27"/>
+    <w:bookmarkStart w:id="28" w:name="related-work"/>
     <w:p>
       <w:pPr>
         <w:pStyle w:val="Heading1"/>
@@ -1831,8 +2333,8 @@
         <w:t xml:space="preserve">exposure map, and the price of the wrong training objective.</w:t>
       </w:r>
     </w:p>
-    <w:bookmarkEnd w:id="24"/>
-    <w:bookmarkStart w:id="26" w:name="discussion"/>
+    <w:bookmarkEnd w:id="28"/>
+    <w:bookmarkStart w:id="30" w:name="discussion"/>
     <w:p>
       <w:pPr>
         <w:pStyle w:val="Heading1"/>
@@ -1846,19 +2348,25 @@
         <w:pStyle w:val="FirstParagraph"/>
       </w:pPr>
       <w:r>
-        <w:t xml:space="preserve">A digital twin is a certificate factory, and certificates age. The freshness budget</w:t>
-      </w:r>
-      <w:r>
-        <w:t xml:space="preserve"> </w:t>
-      </w:r>
-      <w:r>
-        <w:t xml:space="preserve">turns twin synchronization from a judgment call into a provisioned quantity:</w:t>
-      </w:r>
-      <w:r>
-        <w:t xml:space="preserve"> </w:t>
-      </w:r>
-      <w:r>
-        <w:t xml:space="preserve">re-sync within eight adds to a service’s band at a</w:t>
+        <w:t xml:space="preserve">A digital twin is a certificate factory, and certificates age. The freshness</w:t>
+      </w:r>
+      <w:r>
+        <w:t xml:space="preserve"> </w:t>
+      </w:r>
+      <w:r>
+        <w:t xml:space="preserve">measurement turns twin synchronization from a judgment call into a provisioned</w:t>
+      </w:r>
+      <w:r>
+        <w:t xml:space="preserve"> </w:t>
+      </w:r>
+      <w:r>
+        <w:t xml:space="preserve">quantity, and the quantity is a property of band maturity: re-sync a</w:t>
+      </w:r>
+      <w:r>
+        <w:t xml:space="preserve"> </w:t>
+      </w:r>
+      <w:r>
+        <w:t xml:space="preserve">sparse-synced band within about nine adds at a</w:t>
       </w:r>
       <w:r>
         <w:t xml:space="preserve"> </w:t>
@@ -1878,19 +2386,19 @@
         <w:t xml:space="preserve"> </w:t>
       </w:r>
       <w:r>
-        <w:t xml:space="preserve">risk target, protect the</w:t>
-      </w:r>
-      <w:r>
-        <w:t xml:space="preserve"> </w:t>
-      </w:r>
-      <w:r>
-        <w:t xml:space="preserve">threshold-adjacent services first, and train surrogates on the decision rather than</w:t>
-      </w:r>
-      <w:r>
-        <w:t xml:space="preserve"> </w:t>
-      </w:r>
-      <w:r>
-        <w:t xml:space="preserve">the average. The evidence stands on the GN model with public demand data, and its</w:t>
+        <w:t xml:space="preserve">risk target, spend no</w:t>
+      </w:r>
+      <w:r>
+        <w:t xml:space="preserve"> </w:t>
+      </w:r>
+      <w:r>
+        <w:t xml:space="preserve">sync effort on mature bands, protect the threshold-adjacent services first, and</w:t>
+      </w:r>
+      <w:r>
+        <w:t xml:space="preserve"> </w:t>
+      </w:r>
+      <w:r>
+        <w:t xml:space="preserve">calibrate surrogates on the decision rather than the average. The evidence stands on the GN model with public demand data, and its</w:t>
       </w:r>
       <w:r>
         <w:t xml:space="preserve"> </w:t>
@@ -2295,7 +2803,7 @@
       <w:r>
         <w:t xml:space="preserve"> </w:t>
       </w:r>
-      <w:hyperlink r:id="rId25">
+      <w:hyperlink r:id="rId29">
         <w:r>
           <w:rPr>
             <w:rStyle w:val="Hyperlink"/>
@@ -2310,7 +2818,7 @@
         <w:t xml:space="preserve">(2026).</w:t>
       </w:r>
     </w:p>
-    <w:bookmarkEnd w:id="26"/>
+    <w:bookmarkEnd w:id="30"/>
     <w:sectPr>
       <w:footnotePr>
         <w:numRestart w:val="eachSect"/>
